--- a/COMMIT_HISTORY.docx
+++ b/COMMIT_HISTORY.docx
@@ -14,8 +14,21 @@
       <w:pPr>
         <w:jc w:val="center"/>
       </w:pPr>
+      <w:proofErr w:type="spellStart"/>
       <w:r>
-        <w:t>Eajen Rainier S. Benabese - Portfolio Repository</w:t>
+        <w:t>Eajen</w:t>
+      </w:r>
+      <w:proofErr w:type="spellEnd"/>
+      <w:r>
+        <w:t xml:space="preserve"> Rainier S. </w:t>
+      </w:r>
+      <w:proofErr w:type="spellStart"/>
+      <w:r>
+        <w:t>Benabese</w:t>
+      </w:r>
+      <w:proofErr w:type="spellEnd"/>
+      <w:r>
+        <w:t xml:space="preserve"> - Portfolio Repository</w:t>
       </w:r>
     </w:p>
     <w:p>
@@ -28,19 +41,7 @@
     </w:p>
     <w:p>
       <w:r>
-        <w:t>Date: 2026-08-28 2</w:t>
-      </w:r>
-      <w:r>
-        <w:t>1</w:t>
-      </w:r>
-      <w:r>
-        <w:t>:</w:t>
-      </w:r>
-      <w:r>
-        <w:t>08</w:t>
-      </w:r>
-      <w:r>
-        <w:t>:39 +0800</w:t>
+        <w:t>Date: 2026-08-29 15:23:13 +0800</w:t>
       </w:r>
     </w:p>
     <w:p>
@@ -48,10 +49,36 @@
         <w:pStyle w:val="ListBullet"/>
       </w:pPr>
       <w:r>
-        <w:t xml:space="preserve">Subject: </w:t>
+        <w:t>Subject: Apply patchup.md awwwards design polish and update docs for final release.</w:t>
       </w:r>
+    </w:p>
+    <w:p>
+      <w:pPr>
+        <w:pStyle w:val="ListBullet"/>
+      </w:pPr>
       <w:r>
-        <w:t>Pushed Commit History</w:t>
+        <w:t>Body: Implement the OLED dark visual architecture from patchup.md: double-bezel glass cards, indigo ambient gradients, motion.dev spring scroll reveals, detached glass navigation island, concentric profile ring, nine-language skills matrix, feature project cards, and a Three.js particle constellation background. Remove unused test scaffolding and record the PHP 8.3 hosting alignment in the prompt log and documentation.</w:t>
+      </w:r>
+    </w:p>
+    <w:p>
+      <w:pPr>
+        <w:pStyle w:val="Heading1"/>
+      </w:pPr>
+      <w:r>
+        <w:t>Commit 53d3052</w:t>
+      </w:r>
+    </w:p>
+    <w:p>
+      <w:r>
+        <w:t>Date: 2026-08-28 21:08:39 +0800</w:t>
+      </w:r>
+    </w:p>
+    <w:p>
+      <w:pPr>
+        <w:pStyle w:val="ListBullet"/>
+      </w:pPr>
+      <w:r>
+        <w:t>Subject: Pushed Commit History</w:t>
       </w:r>
       <w:r>
         <w:t xml:space="preserve"> and hulingpaksa.md</w:t>
@@ -86,7 +113,23 @@
         <w:pStyle w:val="ListBullet"/>
       </w:pPr>
       <w:r>
-        <w:t>Body: Pin the Composer platform to PHP 8.3 and re-resolve the lockfile so the dependencies match the PHP version supported by the hosting provider (InfinityFree). Downgrades the Symfony components from v8.1 to v7.4 and sets the generated Composer platform check to require PHP &gt;= 8.3.0.</w:t>
+        <w:t xml:space="preserve">Body: Pin the Composer platform to PHP 8.3 and re-resolve the </w:t>
+      </w:r>
+      <w:proofErr w:type="spellStart"/>
+      <w:r>
+        <w:t>lockfile</w:t>
+      </w:r>
+      <w:proofErr w:type="spellEnd"/>
+      <w:r>
+        <w:t xml:space="preserve"> so the dependencies match the PHP version supported by the hosting provider (</w:t>
+      </w:r>
+      <w:proofErr w:type="spellStart"/>
+      <w:r>
+        <w:t>InfinityFree</w:t>
+      </w:r>
+      <w:proofErr w:type="spellEnd"/>
+      <w:r>
+        <w:t>). Downgrades the Symfony components from v8.1 to v7.4 and sets the generated Composer platform check to require PHP &gt;= 8.3.0.</w:t>
       </w:r>
     </w:p>
     <w:p>
@@ -119,7 +162,15 @@
       </w:r>
       <w:r>
         <w:br/>
-        <w:t>- Append the header-brand-rename entry covering the eajen.free.nf title change and InfinityFree cleanup.</w:t>
+        <w:t xml:space="preserve">- Append the header-brand-rename entry covering the eajen.free.nf title change and </w:t>
+      </w:r>
+      <w:proofErr w:type="spellStart"/>
+      <w:r>
+        <w:t>InfinityFree</w:t>
+      </w:r>
+      <w:proofErr w:type="spellEnd"/>
+      <w:r>
+        <w:t xml:space="preserve"> cleanup.</w:t>
       </w:r>
       <w:r>
         <w:br/>
@@ -144,7 +195,15 @@
         <w:pStyle w:val="ListBullet"/>
       </w:pPr>
       <w:r>
-        <w:t>Subject: Add InfinityFree production release files and document deployment</w:t>
+        <w:t xml:space="preserve">Subject: Add </w:t>
+      </w:r>
+      <w:proofErr w:type="spellStart"/>
+      <w:r>
+        <w:t>InfinityFree</w:t>
+      </w:r>
+      <w:proofErr w:type="spellEnd"/>
+      <w:r>
+        <w:t xml:space="preserve"> production release files and document deployment</w:t>
       </w:r>
     </w:p>
     <w:p>
@@ -152,15 +211,47 @@
         <w:pStyle w:val="ListBullet"/>
       </w:pPr>
       <w:r>
-        <w:t>Body: - Add htdocs.htaccess that rewrites all traffic into /public so InfinityFree serves the Laravel app from public while keeping the full structure intact.</w:t>
+        <w:t xml:space="preserve">Body: - Add </w:t>
+      </w:r>
+      <w:proofErr w:type="spellStart"/>
+      <w:r>
+        <w:t>htdocs.htaccess</w:t>
+      </w:r>
+      <w:proofErr w:type="spellEnd"/>
+      <w:r>
+        <w:t xml:space="preserve"> that rewrites all traffic into /public so </w:t>
+      </w:r>
+      <w:proofErr w:type="spellStart"/>
+      <w:r>
+        <w:t>InfinityFree</w:t>
+      </w:r>
+      <w:proofErr w:type="spellEnd"/>
+      <w:r>
+        <w:t xml:space="preserve"> serves the Laravel app from public while keeping the full structure intact.</w:t>
       </w:r>
       <w:r>
         <w:br/>
-        <w:t>- Add .env.infinityfree as a production-ready environment template (debug off, file-based sessions/cache, no database) with the application key.</w:t>
+        <w:t>- Add .</w:t>
+      </w:r>
+      <w:proofErr w:type="spellStart"/>
+      <w:r>
+        <w:t>env.infinityfree</w:t>
+      </w:r>
+      <w:proofErr w:type="spellEnd"/>
+      <w:r>
+        <w:t xml:space="preserve"> as a production-ready environment template (debug off, file-based sessions/cache, no database) with the application key.</w:t>
       </w:r>
       <w:r>
         <w:br/>
-        <w:t xml:space="preserve">- Add a Deployment (InfinityFree) section to README.md explaining how to use both </w:t>
+        <w:t>- Add a Deployment (</w:t>
+      </w:r>
+      <w:proofErr w:type="spellStart"/>
+      <w:r>
+        <w:t>InfinityFree</w:t>
+      </w:r>
+      <w:proofErr w:type="spellEnd"/>
+      <w:r>
+        <w:t xml:space="preserve">) section to README.md explaining how to use both </w:t>
       </w:r>
       <w:r>
         <w:lastRenderedPageBreak/>
@@ -168,7 +259,15 @@
       </w:r>
       <w:r>
         <w:br/>
-        <w:t>- Gitignore COMMIT_HISTORY.docx so the auto-generated document is not tracked.</w:t>
+        <w:t xml:space="preserve">- </w:t>
+      </w:r>
+      <w:proofErr w:type="spellStart"/>
+      <w:r>
+        <w:t>Gitignore</w:t>
+      </w:r>
+      <w:proofErr w:type="spellEnd"/>
+      <w:r>
+        <w:t xml:space="preserve"> COMMIT_HISTORY.docx so the auto-generated document is not tracked.</w:t>
       </w:r>
     </w:p>
     <w:p>
@@ -218,7 +317,15 @@
         <w:pStyle w:val="ListBullet"/>
       </w:pPr>
       <w:r>
-        <w:t>Subject: Add motion.dev scroll-reveal animations and polish portfolio design</w:t>
+        <w:t xml:space="preserve">Subject: Add </w:t>
+      </w:r>
+      <w:proofErr w:type="spellStart"/>
+      <w:r>
+        <w:t>motion.dev</w:t>
+      </w:r>
+      <w:proofErr w:type="spellEnd"/>
+      <w:r>
+        <w:t xml:space="preserve"> scroll-reveal animations and polish portfolio design</w:t>
       </w:r>
     </w:p>
     <w:p>
@@ -226,11 +333,35 @@
         <w:pStyle w:val="ListBullet"/>
       </w:pPr>
       <w:r>
-        <w:t>Body: - Install the 'motion' package (motion.dev) as a frontend dependency for declarative web animations.</w:t>
+        <w:t>Body: - Install the 'motion' package (</w:t>
+      </w:r>
+      <w:proofErr w:type="spellStart"/>
+      <w:r>
+        <w:t>motion.dev</w:t>
+      </w:r>
+      <w:proofErr w:type="spellEnd"/>
+      <w:r>
+        <w:t>) as a frontend dependency for declarative web animations.</w:t>
       </w:r>
       <w:r>
         <w:br/>
-        <w:t>- Rewrite resources/js/app.js to use motion's inView/stagger/animate for entrance animations that respect prefers-reduced-motion.</w:t>
+        <w:t>- Rewrite resources/</w:t>
+      </w:r>
+      <w:proofErr w:type="spellStart"/>
+      <w:r>
+        <w:t>js</w:t>
+      </w:r>
+      <w:proofErr w:type="spellEnd"/>
+      <w:r>
+        <w:t xml:space="preserve">/app.js to use motion's </w:t>
+      </w:r>
+      <w:proofErr w:type="spellStart"/>
+      <w:r>
+        <w:t>inView</w:t>
+      </w:r>
+      <w:proofErr w:type="spellEnd"/>
+      <w:r>
+        <w:t>/stagger/animate for entrance animations that respect prefers-reduced-motion.</w:t>
       </w:r>
       <w:r>
         <w:br/>
@@ -552,7 +683,7 @@
   <w:abstractNum w:abstractNumId="8" w15:restartNumberingAfterBreak="0">
     <w:nsid w:val="FFFFFF89"/>
     <w:multiLevelType w:val="singleLevel"/>
-    <w:tmpl w:val="5322CA14"/>
+    <w:tmpl w:val="D24A1D82"/>
     <w:lvl w:ilvl="0">
       <w:start w:val="1"/>
       <w:numFmt w:val="bullet"/>

--- a/COMMIT_HISTORY.docx
+++ b/COMMIT_HISTORY.docx
@@ -37,6 +37,36 @@
       </w:pPr>
       <w:r>
         <w:t>Final Commit</w:t>
+      </w:r>
+    </w:p>
+    <w:p>
+      <w:r>
+        <w:t>Date: 2026-08-29</w:t>
+      </w:r>
+    </w:p>
+    <w:p>
+      <w:pPr>
+        <w:pStyle w:val="ListBullet"/>
+      </w:pPr>
+      <w:r>
+        <w:t>Subject: Updated Commit History</w:t>
+      </w:r>
+      <w:r>
+        <w:t>.</w:t>
+      </w:r>
+    </w:p>
+    <w:p>
+      <w:pPr>
+        <w:pStyle w:val="Heading1"/>
+      </w:pPr>
+      <w:r>
+        <w:t>Commit</w:t>
+      </w:r>
+      <w:r>
+        <w:t xml:space="preserve"> </w:t>
+      </w:r>
+      <w:r>
+        <w:t>92eb9e3</w:t>
       </w:r>
     </w:p>
     <w:p>
@@ -158,6 +188,7 @@
         <w:pStyle w:val="ListBullet"/>
       </w:pPr>
       <w:r>
+        <w:lastRenderedPageBreak/>
         <w:t>Body: - Append the 'exec hulingpaksa.md' entry to PROMPT_LOG.md documenting the design polish and production release work.</w:t>
       </w:r>
       <w:r>
@@ -251,11 +282,7 @@
       </w:r>
       <w:proofErr w:type="spellEnd"/>
       <w:r>
-        <w:t xml:space="preserve">) section to README.md explaining how to use both </w:t>
-      </w:r>
-      <w:r>
-        <w:lastRenderedPageBreak/>
-        <w:t>files.</w:t>
+        <w:t>) section to README.md explaining how to use both files.</w:t>
       </w:r>
       <w:r>
         <w:br/>
@@ -398,6 +425,7 @@
         <w:pStyle w:val="ListBullet"/>
       </w:pPr>
       <w:r>
+        <w:lastRenderedPageBreak/>
         <w:t>Body: Removed COMMIT_HISTORY.docx from the repository after repeated attempts to keep it synchronized with the commit history.</w:t>
       </w:r>
     </w:p>
@@ -456,7 +484,6 @@
         <w:pStyle w:val="ListBullet"/>
       </w:pPr>
       <w:r>
-        <w:lastRenderedPageBreak/>
         <w:t>Body: Rename PROMPT_LOG.docx to AI_PROMPT_DOCUMENTATION.docx and regenerate it to match the updated PROMPT_LOG.md, which includes the entry for renaming the document and adding a commit history.</w:t>
       </w:r>
     </w:p>
@@ -683,7 +710,7 @@
   <w:abstractNum w:abstractNumId="8" w15:restartNumberingAfterBreak="0">
     <w:nsid w:val="FFFFFF89"/>
     <w:multiLevelType w:val="singleLevel"/>
-    <w:tmpl w:val="D24A1D82"/>
+    <w:tmpl w:val="169256AE"/>
     <w:lvl w:ilvl="0">
       <w:start w:val="1"/>
       <w:numFmt w:val="bullet"/>
@@ -1120,7 +1147,7 @@
   <w:style w:type="paragraph" w:default="1" w:styleId="Normal">
     <w:name w:val="Normal"/>
     <w:qFormat/>
-    <w:rsid w:val="00FC693F"/>
+    <w:rsid w:val="00426D0B"/>
   </w:style>
   <w:style w:type="paragraph" w:styleId="Heading1">
     <w:name w:val="heading 1"/>
